--- a/example_articles/countries/Argentina/2.countries_Argentina_New_York_Times.docx
+++ b/example_articles/countries/Argentina/2.countries_Argentina_New_York_Times.docx
@@ -29,17 +29,17 @@
     </w:p>
     <w:p>
       <w:r>
-        <w:t>Source File: NYT/52.DOCX</w:t>
+        <w:t>Source file: NYT/52.DOCX</w:t>
       </w:r>
     </w:p>
     <w:p>
       <w:r>
-        <w:t>Raw locations result: ['Argentina']</w:t>
+        <w:t>Raw locations result, 'locations': ['Argentina']</w:t>
       </w:r>
     </w:p>
     <w:p>
       <w:r>
-        <w:t>countries_stand_flat (Standardized): Argentina</w:t>
+        <w:t>Standardized locations result, 'countries_stand_flat': Argentina</w:t>
       </w:r>
     </w:p>
     <w:p>

--- a/example_articles/countries/Argentina/2.countries_Argentina_New_York_Times.docx
+++ b/example_articles/countries/Argentina/2.countries_Argentina_New_York_Times.docx
@@ -7,9 +7,7 @@
         <w:pStyle w:val="Heading1"/>
       </w:pPr>
       <w:r>
-        <w:t>Uneasily Into the Limelight;</w:t>
-        <w:br/>
-        <w:t>She's a Politician. He Avoided Attention. Not Anymore.</w:t>
+        <w:t>Steak Endures in Lean Times  - Correction Appended</w:t>
       </w:r>
     </w:p>
     <w:p>
@@ -19,17 +17,17 @@
     </w:p>
     <w:p>
       <w:r>
-        <w:t>Date: 1997-04-17</w:t>
+        <w:t>Date: 2002-05-08</w:t>
       </w:r>
     </w:p>
     <w:p>
       <w:r>
-        <w:t>Section: Section B; ; Section B; Page 1; Column 2; Metropolitan Desk ; Column 2; ; Biography</w:t>
+        <w:t>Section: Section F; Column 3; Dining In, Dining Out/Style Desk; Pg. 1</w:t>
       </w:r>
     </w:p>
     <w:p>
       <w:r>
-        <w:t>Source file: NYT/52.DOCX</w:t>
+        <w:t>Source file: NYT/53.DOCX</w:t>
       </w:r>
     </w:p>
     <w:p>
@@ -51,85 +49,155 @@
     </w:p>
     <w:p>
       <w:r>
-        <w:t>When people in Westchester talk of powerful couples, the first pair that usually comes to mind are the Pirros, Jeanine and Al.</w:t>
+        <w:t>SURELY this is the moment to cry for Argentina. Or is it?</w:t>
         <w:br/>
-        <w:t>She is the popular district attorney and a much talked about prospect for lieutenant governor in 1998. He is the county's most successful real estate development lawyer, sought after by virtually every major corporation trying to set up shop in Westchester, and one of the state's leading Republican fund-raisers, a friend and benefactor of Gov. George E. Pataki and Senator Alfonse M. D'Amato.</w:t>
+        <w:t xml:space="preserve">     After years of economic contraction and months of political turmoil, money is short and times are hard. Vacations have been canceled and housing purchases deferred. Food-loving Argentines have been forced to forgo many of the pleasures of the table -- even curtailing their compulsive consumption of beef, this country's longstanding agricultural and gastronomic pride and joy. </w:t>
         <w:br/>
-        <w:t>For the most part, though, Mr. Pirro, a self-made millionaire, has chosen a life away from the spotlight, hoping that the light would be trained squarely on his wife. But at times, that spotlight has beamed on him, sometimes in unflattering ways that have ruffled her career.</w:t>
+        <w:t xml:space="preserve"> No longer can most people eat beef five or six times a week. No longer can they afford to consume something like 130 pounds of beef a year per person, more than twice as much as Americans. No longer do construction workers set up makeshift grills at curbside to cook steaks for lunch or dinner, perfuming much of downtown Buenos Aires with the sweet, smoky smell of sirloin.</w:t>
         <w:br/>
-        <w:t>Most recently, Mr. Pirro has been the subject of a Federal investigation, a particularly embarrassing position for the spouse of a district attorney. Michael Calvi, a former Yonkers planning commissioner in jail on Federal and state convictions of receiving bribes, has recently accused Mr. Pirro of paying him a $5,000 bribe in 1992 for expediting approval of a 10-screen theater.</w:t>
+        <w:t>Many working people have given up beef altogether; a few have even given up their habitual Friday night pizza. When President Eduardo Duhalde said recently that Argentina should "be more like Chile," which is a little like a British prime minister saying that his country should be more like Italy, it was widely suggested that he had given up steaks for humble pie.</w:t>
         <w:br/>
-        <w:t>Mr. Pirro denies the claim, and Mrs. Pirro sees it as a politically motivated attack in this, her re-election year.</w:t>
+        <w:t>Yet with the help of an influx of tourists, parts of Buenos Aires, which used to style itself "the Paris of Latin America," still twinkle like the City of Light. There may be a few empty places at Cabana Las Lilas, the town's top steakhouse, but the toothsome cuadriles (rump steaks) and sturdy malbec reds from Mendoza still draw the movers and shakers. The young, hip and beautiful pour into the Gran Bar Danzon to devour delectable sushi and ceviche and sample flights of chardonnay. They also frequent its smart new sibling, Sucre, where the chef is Fernando Trocca, who used to cook at Vandam in SoHo.</w:t>
         <w:br/>
-        <w:t>"I can make the prediction," she said, "that in a year when Jeanine is running for election, Al will be the subject of questions, and I think that in itself is a sexist, outrageous approach for women in politics today."</w:t>
+        <w:t>Families still go for Sunday lunch, often with babes in arms, to Il Matterello, a homely Italian spot in La Boca, the working-class quarter of brightly painted houses founded by immigrants from Genoa. There everyone laughs, talks, drinks and feasts on superb homemade pastas, which Buenos Aires gourmands fancy almost as much as their beloved bife.</w:t>
         <w:br/>
-        <w:t>She added, "If he ever runs for public office, people should question what he does, as opposed to targeting him and punishing him because a woman he's married to has chosen public life."</w:t>
+        <w:t>Accomplished French food remains on offer (at La Bourgogne, among other places), as does skillfully prepared fish (like the elvers, or tiny eels, at Dora). Also available, inevitably, is some decidedly iffy international fare, such as that at Katrine, a French-Italian-Argentine establishment run by a Norwegian, which was skewered by Jonathan Meades of The Times of London as "all ambition and no achievement."</w:t>
         <w:br/>
-        <w:t>The controversy, though, has forced Mr. Pirro to become more public, and after a period of silence, he has been more revealing about his life and business dealings, offering the kind of details that have appeared about his wife in profiles in The New Yorker and other magazines.</w:t>
+        <w:t>A FEW restaurants have been forced to close by 15 to 25 percent declines in business, including Harry Cipriani, once the hangout of many of the politicians now reluctant to show their faces in public. Francis Mallmann, a charismatic 46-year-old chef who shot to prominence through his television programs, is hoping to offset slumping receipts at his restaurants in Argentina and across the River Plate in Uruguay by opening a place this month in Westhampton on Long Island, called Patagonia.</w:t>
         <w:br/>
-        <w:t>Albert J. Pirro Jr., 49, is a suave man with a taste for elegant flourishes. His shirt cuffs have stitched initials and his office is adorned with a baroque gold clock and a chess set. Yet he rose from a troubled, working-class home of three children in Mount Vernon. His mother was a waitress at a luncheonette, his father a truck driver for Stella Doro bakeries. The family was evicted a half-dozen times because it could not pay its rent.</w:t>
+        <w:t>But Argentines are Latins, after all, and most are reluctant to give up their evenings on the town. In addition, the devaluation of the peso, which has fallen from parity with the dollar to a current rate of three to the dollar, has helped the local restaurant trade in two ways: relatively prosperous Argentines get a lot more for their newly weak pesos in a Buenos Aires restaurant than in one in Miami, and foreign visitors find that Buenos Aires, once an expensive city, has turned into a cheaper one.</w:t>
         <w:br/>
-        <w:t>"I was singularly determined to make my own way," Mr. Pirro said. "And I think that part of what I am right now, the parts that I think are good are in many ways reflective of those early years, the charities, trying to give something back, understanding pain."</w:t>
+        <w:t>So Chileans, Brazilians and Europeans are traveling to Argentina, along with a rapidly increasing number of North Americans.</w:t>
         <w:br/>
-        <w:t>Mr. Pirro, his sister Denise says, was a top student and star baseball player at Roman Catholic schools and landed a scholarship to St. Bonaventure University. At college, he was a psychology major who loved to play the guitar and had an affection for Bob Dylan. But in the early 1970's he entered Albany Law School, where he met Jeanine Ferris, the daughter of a mobile home salesman from Elmira, N.Y., and a Phi Beta Kappa student.</w:t>
+        <w:t>For them, everything is half price, or less. Dinner with wine at Las Lilas that used to cost $40 now goes for only $20. Lunch at Munich Recoleta, a Germanic brasserie, costs $12. Hoping to lure more Americans to his country, the new Argentine ambassador to Washington, Diego Guelar, touts food bargains in his capital.</w:t>
         <w:br/>
-        <w:t>"She was effervescent," Mr. Pirro said, laughing. "She was brilliant.  There was an aura of leadership about her, and she had tight jeans and long black hair."</w:t>
+        <w:t>"The best steak in the world, in a deluxe restaurant, for $15 tops," he enthused recently. "In a simpler place, a neighborhood parrilla or grill, it's only $5 or so. Unbeatable."</w:t>
         <w:br/>
-        <w:t>Her memories are equally flattering.</w:t>
+        <w:t>For most of the last century, the melancholy strains of the tango, so universally beloved here, have provided the perfect background music for bewildering failure. Early in the 1900's, Argentina was richer than France and had more cars than Japan. Uniquely in Latin America, it boasted a large middle class. Now it is a land of punctured hopes.</w:t>
         <w:br/>
-        <w:t>"I'll tell you something," she said in a 1995 interview. "When I met Al, he was the most exciting person I knew: quick, bright, always doing, very much an activist."</w:t>
+        <w:t>"It's our own fault," Mr. Mallmann said. "We've failed as a people because we haven't faced up to reality. We have to learn you can't buy everything with a credit card."</w:t>
         <w:br/>
-        <w:t>They married in 1975 and have two children, Cristi, 11, and Alex, 8.</w:t>
+        <w:t>The portenos, as the locals call themselves, make do and pray that better days lie ahead. One of them explained the formula: "A good meal, a glass or two of good red wine and a good, healthy denunciation of the politicians and all their works makes our lives more tolerable."</w:t>
         <w:br/>
-        <w:t>"You can't find a more supportive man or a more loving husband," she said of the marriage. "I'm very lucky. He understands the demands on my time. He helps out with the kids. I understand the demands on his time. We have been married 20 years. Ultimately that's a feat in itself."</w:t>
+        <w:t>BEFORE rioting broke out late last year in the streets of major cities, leading to five changes of presidents in two weeks, before impoverished government treasuries began printing scriplike "bonds" called patacones and lecops and lecors, my wife, Betsey, and I flew west to the Pampas, the infinitely rich inland seas of grass where the big steers graze.</w:t>
         <w:br/>
-        <w:t>As the town attorney for Harrison, where he and his family now live in an Italianate mansion, Mr. Pirro learned the complexities of zoning and the laws regarding development. Friends say Mr. Pirro also earned his success through bottomless energy, tenacity and a shrewd ability to size up players.</w:t>
+        <w:t>We were the guests of Octavio Caraballo, a leading Argentine beef baron who owns Cabana Las Lilas -- a burly, gravel-voiced, larger-than-life figure who had already fired up a stogie when we met him at 10:30 in the morning. It took his Cessna only an hour and a quarter to leave the sprawl of Buenos Aires behind and deliver us to his 17,846-acre estancia, or ranch, also called Las Lilas, about 270 miles due west of the capital.</w:t>
         <w:br/>
-        <w:t>"Al has a good sense of the law and what's practical and a lot of common sense," said Donald J. Trump. "There are a lot of good lawyers with no common sense."</w:t>
+        <w:t>It is hard to imagine a better place for cattle than these immense grasslands, stretching table-flat to the horizon. Their potential was evident to early Spanish settlers. Juan Ortiz de Zarate, a forward-looking conquistador, took seven cows and a bull to the River Plate region in 1554, and they and their successors have thrived on an all-grass diet. Argentine steers are fed no grain and given no hormones, which produces meat with much lower fat content and cholesterol than American beef.</w:t>
         <w:br/>
-        <w:t>In this relentless way, Mr. Pirro has spun a web of power that more than rivals his wife's. When companies like the Trump Organization, ITT, Viacom and Home Depot, or the principals of the Westchester Mall want to build in Westchester, they hire Mr. Pirro as the lawyer who will make sure their projects get built.</w:t>
+        <w:t>Munching away for centuries, generation after generation, on alfalfa, gray grass and clover, the herds have provided meat for markets both at home and abroad. Beef from the Pampas built the carnivore culture of Argentina, a country where discussions of steak cause grown men and women of all social classes to roll their eyes, smack their lips and pat their bellies. Beef from the Pampas also helped make the nation rich; at one time Argentina accounted for half the world's beef exports.</w:t>
         <w:br/>
-        <w:t>Thanks partly to such friends as Governor Pataki and Senator D'Amato, he has also blossomed into a muscular lobbyist, earning $529,924 in 1996 as he helped restaurants fend off anti-smoking legislation and Donald Trump fight competition from casinos in the Catskills.</w:t>
+        <w:t>But no longer. Outbreaks of foot-and-mouth disease here have several times led countries abroad to close their markets to Argentine beef. Europe recently reopened its markets after all 52 million head of cattle in this country were vaccinated.</w:t>
         <w:br/>
-        <w:t>Mr. Pirro savored the wealth and contacts he built up, but he also used them to nourish his wife's political ambitions, helping her move from an assistant district attorney to a judge to the top prosecutor's job. Referring to Mr. Pirro's involvement in politics, Andrew P. O'Rourke, the Westchester County Executive, said, "Al would not be in this business if it were not for an absolute love for his wife."</w:t>
+        <w:t>The big American market remains shut tight. United States authorities reopened it in 1997, and Argentine beef began to build a following among restaurateurs and supermarkets, but in 2000 a fresh outbreak of the disease brought a new closure. In 1999, sales of beef from Argentina reached about $52 million.</w:t>
         <w:br/>
-        <w:t>One fifth of her current campaign war chest comes from his clients. Mr. Pirro has spread his largesse to other Republicans and Conservatives, giving $61,750 in contributions in 1996 alone.</w:t>
+        <w:t>When Ambassador Guelar presented his credentials to President Bush several months ago, he also handed Mr. Bush a toy stuffed cow named Valentina as a reminder that Argentina was eager to resume the beef trade. More recently, Mr. Guelar said he expected that the American market would reopen next February, a year after the last appearance of foot-and-mouth disease in Argentine herds on Jan. 23.</w:t>
         <w:br/>
-        <w:t>Mrs. Pirro has said she would step aside and ask the state's Attorney General to investigate any questionable dealing that touched her husband. She did that in a 1995 case in which a county legislator improperly invoked Mr. Pirro's name on an application for a state housing grant.</w:t>
+        <w:t>Las Lilas and other estancias will have to augment their stocks, and slaughterhouses increase capacity, if exports are to resume. But the potential is certainly there. In good times, Mr. Caraballo told us, Las Lilas has fattened 4,500 to 5,000 steers a year -- brooding Angus, fuzzy-faced Herefords and crosses of the two. Calves weighing 400 pounds grow after 18 months on its pastures to about 1,000.</w:t>
         <w:br/>
-        <w:t>It was Mr. Pirro's desire to help his wife position herself for a run for district attorney that he says explains his current straits. He befriended Mr. Calvi in 1989, he says, because Mr. Calvi was a Republican ward leader in Yonkers and Mrs. Pirro was an assistant district attorney in an office headed by Carl Vergari, who was approaching retirement.</w:t>
+        <w:t>"The goal, of course, is to produce the most meat with the best flavor in the shortest time," he said as we rattled across the range in a truck, surrounded by swarms of butterflies. "If you're good to the land, I find, the land will be good to you."</w:t>
         <w:br/>
-        <w:t>"What occurs is that we start to build a relationship in Yonkers, which is not atypical in a political power move," Mr. Pirro said.</w:t>
+        <w:t>From a distance the gigantic beasts look like a fleet of cruisers and destroyers silhouetted against the horizon. Up close, they look even more formidable, until you notice the jaunty little yellow birds perched like lookouts on their broad backs.</w:t>
         <w:br/>
-        <w:t>In 1994, Mr. Calvi accused Mr. Pirro of enticing him to steer a proposal by Viacom's National Amusements Inc. for a 10-screen movie house through the Yonkers bureaucracy before another multiplex could receive approvals. "There would be something in it for me," Mr. Calvi contends he was told.</w:t>
+        <w:t>In his breeding operation, one of the largest in the world, Mr. Caraballo uses the latest technology. Each bull's bloodline is recorded in a computer, and studies are carried out to evaluate fertility and other aspects of bovine reproduction. Ultrasound devices are used to calculate yield and quality, such as percentage of fat marbling.</w:t>
         <w:br/>
-        <w:t>In March 1992, Mr. Calvi said, he collected his reward -- a $5,000 check -- in Mr. Pirro's White Plains office. It was, he said, disguised as a retainer for engineering on a development that Mr. Pirro was planning in Rye.</w:t>
+        <w:t>But Las Lilas is also a stronghold of custom. It is manned by lean, laconic, self-sufficient gauchos in traditional dress -- broad-brimmed straw or green felt hats; ponchos whose design identifies the gaucho's home territory; the pleated trousers known as bombachas; and flat-heel boots. They ride tough quarter horses with white diamonds on their foreheads, much as their forebears did in the days of Mr. Caraballo's grandfather Alfredo Hirsch, who founded Las Lilas in 1912.</w:t>
         <w:br/>
-        <w:t>Mr. Pirro contends that there was no need for a bribe because Mr. Calvi's office had virtually no input on a proposal that required no zoning variances. And the $5,000 check was for work Mr. Calvi was expected to do in Rye but did not because the deal there collapsed. Mr. Pirro supports his account with a half-dozen affidavits from officials and colleagues and says that the State Organized Crime Task Force investigated the matter and brought no charges.</w:t>
+        <w:t>A wealthy man, Mr. Caraballo could collect Italian paintings or English furniture. But he surrounds himself instead with the artifacts of life on the estancia -- old ponchos, carriages, silver harness ornaments, caricatures of gauchos, photos of grand-champion steers. An inveterate traveler thoroughly at home in New York and Europe, he remains a man of the Pampas.</w:t>
         <w:br/>
-        <w:t>"Frankly, I think about the U.S. Attorney's work probably a lot differently than you'd expect," he said. "I welcome it as an opportunity that hopefully will clear my name. When everything is said and done, we will find that there really was nothing there."</w:t>
+        <w:t>He gave us a proper Pampas lunch, packed with protein, daunting in quantity, on the veranda behind his peach-colored stucco ranch house. An asador (pit master) had started a fire of hardwood logs at 10 in the morning in a nearby grove, and had begun cooking ribs of beef a half-hour later. These were spread-eagled on an iron frame off to one side of the fire. Sausages, steaks and fillets of beef went onto a standard grill, known here as a parrilla.</w:t>
         <w:br/>
-        <w:t>The United States Attorney's office is also investigating what seems like a relatively trifling deal of Mr. Pirro's in which a ramshackle Yonkers apartment house was renovated with a $142,000 Federal grant. In that deal, Mr. Pirro entangled himself with another Yonkers politician, Theodore Garofalo, who was later convicted of stealing Westchester County checks. Mr. Pirro paid Mr. Garofalo a $7,500 "finder's fee."</w:t>
+        <w:t>The asador let both of the fires fade to gray coals before starting, so the meat would cook slowly.</w:t>
         <w:br/>
-        <w:t>There have been other questions about Mr. Pirro's activities. In 1993, in Mrs. Pirro's landslide triumph for district attorney, and in 1986, when she dropped out as a candidate for lieutenant governor, questions were raised about her husband's brief stake in a Connecticut garbage-carting company, an industry notorious for its mob associations.</w:t>
+        <w:t>We started with ham and cheese empanadas, and then tasty but pretty skimpy salads of cabbage and tomatoes; most Argentine grown-ups like vegetables about as much as most American kids do. The meat came to the table very well done, to put it mildly. A picky eater might have described it as burned.</w:t>
         <w:br/>
-        <w:t>Even before the Federal investigation, Mr. Pirro had been put on the defensive by a paternity suit brought by Jessica Marciano, a former paralegal in Florida, who contends that Mr. Pirro fathered her daughter, now 14 years old, while on a business trip to Florida. Mr. Pirro shrugged off the paternity suit as an extortion scheme by an unstable woman who was convicted of Federal charges of lying on a loan application and state charges of theft. But he said that the suit was "a major issue, obviously, in a marriage."</w:t>
+        <w:t>But my first bite of rib-eye -- ojo de bife -- made me an ardent advocate of Argentine beef. It was a bit chewier than our grain-fed meat, but dripping with juice despite its long sojourn on the fire, vibrant, smoky and slightly gamy in flavor, with a salty caramelized crust. I thought the simple chimichurri sauce of garlic, parsley and red pepper flakes in olive oil a perfect condiment, but Mr. Caraballo turned up his nose.</w:t>
         <w:br/>
-        <w:t>While denying that he is the girl's father, he said that "if the allegation is true, you have a moral obligation to provide support, irrespective of how you may feel about it or what complications it brings into your life."</w:t>
+        <w:t>"I don't think it's good for the blood," he said earnestly.</w:t>
         <w:br/>
-        <w:t>The suit was dismissed by a lower court in Indiana in September 1995 because Ms. Marciano had listed her husband as the girl's father on a birth certificate and in her divorce papers. An appellate court reinstated the case in November 1996, and Mr. Pirro has appealed that decision to Indiana's highest court. The courts have yet to rule on the paternity itself.</w:t>
+        <w:t>Health wasn't much on our minds, especially at the end of the meal. Already full to bursting with rib-eye, chorizo sausage and a succulent Argentine cut of ribs called tira de asado, we succumbed to a dessert of vanilla ice cream topped with gooey dulce de leche, or caramelized milk.</w:t>
         <w:br/>
-        <w:t>Critics say the accusations against Mr. Pirro underscore what they see as his wife's Achilles' heel: that while she has compiled a sturdy record on violent and domestic crime, she has yet to prosecute major cases of municipal corruption or organized crime.</w:t>
+        <w:t>BACK in Buenos Aires, I joined Mr. Caraballo for dinner at Cabana Las Lilas; by then, Betsey had had enough beef for a lifetime or two. Housed in a converted warehouse in the dock area, the restaurant is paneled in dark "masculine" wood, with a series of huge parrillas at the entrance. These are of special design. The grill bars are in fact triangular steel channels, which conduct fats and juices away from the fire, where they might cause flare-ups.</w:t>
         <w:br/>
-        <w:t>"One would have to believe that there's no organized crime in Westchester County, not a single corrupt official, and every union in this county is as clean as the driven snow," said William I. Aronwald, who headed the Federal Organized Crime Strike Force in the 1970's.</w:t>
+        <w:t>Among the treats that evening were spicy chorizo sausages, crisp-skinned morcillas (blood sausages studded with raisins), crusty sweetbreads and amazingly tender kidneys, to say nothing of steak, steak and more steak. Tomato-and-onion salad. Souffle potatoes. The best red wine in the land. And a puckery lemon sorbet at the end.</w:t>
         <w:br/>
-        <w:t>David Hebert, a spokesman for Mrs. Pirro, described her record in these areas an outstanding. Her office, he said, has obtained 30 arrests or convictions for official misconduct. It has broken up three gambling rings and arrested a soldier in the Lucchese crime family for tampering with murder evidence.</w:t>
+        <w:t>This feast was as much fun to watch in preparation as to eat. The grill men deftly shuffled the cuts of meat from the hottest parts of the coals to cooler areas, turning them and methodically inspecting them every few minutes, in a bravura performance that is repeated night after night as the restaurant works its way through 90 tons of beef a year, which is roughly 4,600 steers!</w:t>
         <w:br/>
-        <w:t>Yet, even a steadfast supporter like State Senator Nicholas A. Spano, the Republican county leader, concedes concerns about the unflattering news reports. "There's no way of sugarcoating it that it doesn't hurt," Mr. Spano said. "But Jeanine Pirro has made her name because of her own ability. She is not viewed just as Al's wife."</w:t>
+        <w:t>The city is stuffed with steakhouses, not only grand ones like Las Lilas and El Mirasol, near the Four Seasons Hotel, and the much-loved Raya, in the Palermo district, but also thousands of simpler places. La Estancia, downtown, features beef cooked barbecue style over a campfire. Los Anos Locos, a big, loud barn of a place out along the river, is amazingly inexpensive.</w:t>
         <w:br/>
-        <w:t>In the last analysis, Mr. Pirro says he thinks he has been more of a help than a hindrance to his wife's career and he cites recent polls showing his wife is as popular as ever.</w:t>
+        <w:t>Sadly, the very best beef I ate is out of reach for the moment. That was at Francis Mallman's house, in which he formerly operated a low-key, reservations-only semi-restaurant. I must confess that even his subtle touch could not convince me of the virtues of matambre -- flank steak poached and wrapped around hard-cooked eggs, carrots, parsley and bell peppers.</w:t>
         <w:br/>
-        <w:t>"We feel that I've been a help," he said. "We feel that in many ways we have created a base that allows her to launch her star."</w:t>
+        <w:t>But a huge roasted sirloin bought from an Italian butcher in the neighborhood, not some elite provisioner of restaurants, came dangerously close to perfection. Mr. Mallmann called it a "corta de pistola" because the end of the sirloin drooped a bit, giving it the shape of a gun. He served it with crisp disks of pommes Anna and a concentrated, jammy merlot-malbec blend from the Salta region that stood up very well to the steak's richness.</w:t>
+        <w:br/>
+        <w:t>Picking and choosing among the many other highlights in my notebooks, I must mention the knowledgeable, multilingual young sommelier at La Bourgogne, a Cuban named Orlando Vazquez, who taught me a lot about Latin American wines in a single evening. And the austere old Munich Recoleta, with its white-aproned waiters and stuffed kudu head on the wall, where I ate a classic milanesa or sauteed veal cutlet, accompanied by a properly drawn chopp, or draft beer. Jorge Luis Borges, the great novelist, was a regular there.</w:t>
+        <w:br/>
+        <w:t>If I lived in Buenos Aires, I would hang out at Filo, a jazzy, modern, authentic pizzeria, as well as Il Matterello, whose homemade pastas made me sing. Green tagliatelle with parmesan, cream and pancetta was terrific; ravioli with tomatoes of exquisite concentration and sweetness was better; and fettuccine showered with chopped arugula was magnificent, with the heat of the noodles releasing a wonderfully springlike aroma from the arugula.</w:t>
+        <w:br/>
+        <w:t>It was enough to make a person forget beef. Well, almost.</w:t>
+        <w:br/>
+        <w:br/>
+        <w:t>On the Grill</w:t>
+        <w:br/>
+        <w:t>IN Argentina, people do not live by beef alone (except most of the time). Here are some fine restaurants in Buenos Aires:</w:t>
+        <w:br/>
+        <w:t>LA BOURGOGNE</w:t>
+        <w:br/>
+        <w:t>Ayacucho 2027</w:t>
+        <w:br/>
+        <w:t>(54-11) 4805-3857</w:t>
+        <w:br/>
+        <w:t>LA CABANA LAS LILAS</w:t>
+        <w:br/>
+        <w:t>Alicia Moreau de Justo 516</w:t>
+        <w:br/>
+        <w:t>(54-11) 4313-1336</w:t>
+        <w:br/>
+        <w:t>FILO</w:t>
+        <w:br/>
+        <w:t>San Martin 975</w:t>
+        <w:br/>
+        <w:t>(54-11) 4311-0312</w:t>
+        <w:br/>
+        <w:t>GRAN BAR DANZON</w:t>
+        <w:br/>
+        <w:t>Libertad 1161</w:t>
+        <w:br/>
+        <w:t>(54-11) 4811-1108</w:t>
+        <w:br/>
+        <w:t>KATRINE</w:t>
+        <w:br/>
+        <w:t>Alicia Moreau de Justo 138</w:t>
+        <w:br/>
+        <w:t>(54-11) 4315-6222</w:t>
+        <w:br/>
+        <w:t>IL MATTERELLO</w:t>
+        <w:br/>
+        <w:t>Martin Rodriguez 517</w:t>
+        <w:br/>
+        <w:t>(54-11) 4307-0529</w:t>
+        <w:br/>
+        <w:t>MUNICH RECOLETA</w:t>
+        <w:br/>
+        <w:t>Roberto M. Ortiz 1879</w:t>
+        <w:br/>
+        <w:t>(54-11) 4804-3981</w:t>
+        <w:br/>
+        <w:t>SUCRE</w:t>
+        <w:br/>
+        <w:t>Sucre 676</w:t>
+        <w:br/>
+        <w:t>(54-11) 4782-9082</w:t>
+        <w:br/>
+        <w:br/>
+        <w:t>http://www.nytimes.com</w:t>
+        <w:br/>
+        <w:t>Correction</w:t>
+        <w:br/>
+        <w:br/>
+        <w:br/>
+        <w:t>Because of an editing error, an article last Wednesday about the endurance of steak as Argentina's national dish even in difficult economic times misstated the term for a cut of sirloin with a shape reminiscent of a gun. It is cuarto pistola, not corta de pistola.</w:t>
+        <w:br/>
+        <w:t>Correction-Date: May 15, 2002</w:t>
         <w:br/>
         <w:br/>
         <w:t>Graphic</w:t>
@@ -137,7 +205,7 @@
         <w:br/>
         <w:t xml:space="preserve"> </w:t>
         <w:br/>
-        <w:t>Photos: Al Pirro, a real estate development lawyer, deals with many prominent clients in Westchester County. He has tried to keep the spotlight on his wife, Jeanine, the District Attorney in Westchester, but controversy about some business deals has forced him to talk more about himself. (Suzanne DeChillo/The New York Times; The New York Times)(pg. B1); As an expert in zoning and development in Westchester County, Al Pirro has assisted many powerful clients, including Donald Trump. (Don Pollard, 1995)(pg. B4)</w:t>
+        <w:t>Photos: A BUFFET FOR CATTLE -- At Las Lilas ranch in Argentina, the herd fattens up on the alfalfa, gray grass and clover of the Pampas. (Horacio Paone for The New York Times)(pg. F1); ALWAYS BEEF -- Despite Argentina's economic troubles, Cabana Las Lilas in Buenos Aires remains popular. Cooks at the grill, above, shuttle 90 tons of beef over the coals each year, for diners who still fill outdoor tables, above right, and the dining room, right. (Photographs by Horacio Paone for The New York Times)(pg. F7)</w:t>
       </w:r>
     </w:p>
     <w:sectPr>

--- a/example_articles/countries/Argentina/2.countries_Argentina_New_York_Times.docx
+++ b/example_articles/countries/Argentina/2.countries_Argentina_New_York_Times.docx
@@ -7,7 +7,7 @@
         <w:pStyle w:val="Heading1"/>
       </w:pPr>
       <w:r>
-        <w:t>Steak Endures in Lean Times  - Correction Appended</w:t>
+        <w:t>COSTS OF INTERNATIONAL DEBT HIT HOME FOR THE ARGENTINES</w:t>
       </w:r>
     </w:p>
     <w:p>
@@ -17,17 +17,17 @@
     </w:p>
     <w:p>
       <w:r>
-        <w:t>Date: 2002-05-08</w:t>
+        <w:t>Date: 1985-06-16</w:t>
       </w:r>
     </w:p>
     <w:p>
       <w:r>
-        <w:t>Section: Section F; Column 3; Dining In, Dining Out/Style Desk; Pg. 1</w:t>
+        <w:t>Section: Section 4; Page 5, Column 1; Week in Review Desk</w:t>
       </w:r>
     </w:p>
     <w:p>
       <w:r>
-        <w:t>Source file: NYT/53.DOCX</w:t>
+        <w:t>Source file: NYT/46.DOCX</w:t>
       </w:r>
     </w:p>
     <w:p>
@@ -49,155 +49,31 @@
     </w:p>
     <w:p>
       <w:r>
-        <w:t>SURELY this is the moment to cry for Argentina. Or is it?</w:t>
+        <w:t>Gerardo Silva, a 39-year-old blue collar worker, stared blankly at his visitor. ''The fund?'' he asked. ''I don't know anything about the fund, but we can't make any more sacrifices.'' His wife, sewing a pair of pants already almost beyond repair, looked up from her work. ''We can barely eat now.''</w:t>
         <w:br/>
-        <w:t xml:space="preserve">     After years of economic contraction and months of political turmoil, money is short and times are hard. Vacations have been canceled and housing purchases deferred. Food-loving Argentines have been forced to forgo many of the pleasures of the table -- even curtailing their compulsive consumption of beef, this country's longstanding agricultural and gastronomic pride and joy. </w:t>
+        <w:t>Despite a sharp decline in the standard of living during the last two years, the Silvas and 30 million other Argentines last week faced new economic measures that threaten to further erode their purchasing power. The Government, fresh from signing an agreement with the International Monetary Fund, hurried to implement it with radical measures to bring down Argentina's 1,010 percent yearly inflation rate.</w:t>
         <w:br/>
-        <w:t xml:space="preserve"> No longer can most people eat beef five or six times a week. No longer can they afford to consume something like 130 pounds of beef a year per person, more than twice as much as Americans. No longer do construction workers set up makeshift grills at curbside to cook steaks for lunch or dinner, perfuming much of downtown Buenos Aires with the sweet, smoky smell of sirloin.</w:t>
+        <w:t>Article on how the individual Argentine will be affected by radical economic measures imposed by Government as part of agreement with IMF; photo (M)</w:t>
         <w:br/>
-        <w:t>Many working people have given up beef altogether; a few have even given up their habitual Friday night pizza. When President Eduardo Duhalde said recently that Argentina should "be more like Chile," which is a little like a British prime minister saying that his country should be more like Italy, it was widely suggested that he had given up steaks for humble pie.</w:t>
+        <w:t>Friday night, President Raul Alfonsin presented over radio and television a plan ''to reconstruct Argentina.'' He announced a new currency, the austral, decreed wage and price controls and slashed interest rates. The austral was set at $1.25 and will gradually be exchanged for the old peso at 1 to 1,000. The President indicated his determination to maintain the value of the new currency by ordering the central bank to stop printing money merely to cover budget deficits. The immediate effect of the measures will be to cut individual earning power by about 30 percent during the next few weeks, according to economists. It is the price officials have decided Argentina must pay to qualify for fresh injections of foreign money that the I.M.F. agreement will permit. The United States and 11 other countries came through immediately with a bridge loan of $483 million. But the political risks were evident in the discontent Argentines were expressing before the measures were disclosed and by an announcement afterward from the major unions that they were in ''a state of alert and mobilization.''</w:t>
         <w:br/>
-        <w:t>Yet with the help of an influx of tourists, parts of Buenos Aires, which used to style itself "the Paris of Latin America," still twinkle like the City of Light. There may be a few empty places at Cabana Las Lilas, the town's top steakhouse, but the toothsome cuadriles (rump steaks) and sturdy malbec reds from Mendoza still draw the movers and shakers. The young, hip and beautiful pour into the Gran Bar Danzon to devour delectable sushi and ceviche and sample flights of chardonnay. They also frequent its smart new sibling, Sucre, where the chef is Fernando Trocca, who used to cook at Vandam in SoHo.</w:t>
+        <w:t>Many foreign bankers and American officials have long looked on Argentina as a country that lives better than its neighbors and is unwilling to make the cutbacks other Latin American countries have undergone to repay their foreign debt. The notion of Argentina as a wealthy country is encouraged by the low price of beef - sirloin is 60 cents a pound at the moment - compared to American levels, and by the elegant appearance of Buenos Aires, with its broad boulevards and turn-of-the-century European architecture.</w:t>
         <w:br/>
-        <w:t>Families still go for Sunday lunch, often with babes in arms, to Il Matterello, a homely Italian spot in La Boca, the working-class quarter of brightly painted houses founded by immigrants from Genoa. There everyone laughs, talks, drinks and feasts on superb homemade pastas, which Buenos Aires gourmands fancy almost as much as their beloved bife.</w:t>
+        <w:t>Many Argentines themselves feel the country needs to buckle down. They have long passed the time when they could claim one of the highest standards of living in the world. Living styles have already begun to change as the country's economy has declined. Economists estimate that $265 a month is the minimum cost of feeding a family of four, and a third of the population falls below that line. In the last two years, real wages have dropped by more than 5 percent. Even the large middle class, which used to travel frequently abroad, has radically changed its ways. Many heads of households work at two jobs, children contribute to the family income and luxury items have been dropped.</w:t>
         <w:br/>
-        <w:t>Accomplished French food remains on offer (at La Bourgogne, among other places), as does skillfully prepared fish (like the elvers, or tiny eels, at Dora). Also available, inevitably, is some decidedly iffy international fare, such as that at Katrine, a French-Italian-Argentine establishment run by a Norwegian, which was skewered by Jonathan Meades of The Times of London as "all ambition and no achievement."</w:t>
+        <w:t>The group that has suffered the most, however, is the industrial working class, the vast majority of Argentines. The Silvas' neighborhood of La Boca, an area around the old port, reflects the country's downturn. Its industrial activity has dropped drastically, and only a few small plants remain. ''We're accustomed to living much better,'' said Juan Cirilli, the head of the volunteer fire department, who grew up in the neighborhood. ''The feeling has always been that our money is good here even if it's not good outside the country, but with inflation it is not worth anything even here.''</w:t>
         <w:br/>
-        <w:t>A FEW restaurants have been forced to close by 15 to 25 percent declines in business, including Harry Cipriani, once the hangout of many of the politicians now reluctant to show their faces in public. Francis Mallmann, a charismatic 46-year-old chef who shot to prominence through his television programs, is hoping to offset slumping receipts at his restaurants in Argentina and across the River Plate in Uruguay by opening a place this month in Westhampton on Long Island, called Patagonia.</w:t>
+        <w:t>The Silvas live on $178 a month from Mr. Silva's job at a plant where he loads crates. His wife stays home to care for seven children in a two-room basement apartment. For the last several months they have been unable to pay the rent and the landlord has threatened eviction. Two years ago, Mrs. Silva said, she could feed her family meat almost daily, but inflation has strained the budget to the point where they have to cut down to a couple of times a week to pay for other necessities.</w:t>
         <w:br/>
-        <w:t>But Argentines are Latins, after all, and most are reluctant to give up their evenings on the town. In addition, the devaluation of the peso, which has fallen from parity with the dollar to a current rate of three to the dollar, has helped the local restaurant trade in two ways: relatively prosperous Argentines get a lot more for their newly weak pesos in a Buenos Aires restaurant than in one in Miami, and foreign visitors find that Buenos Aires, once an expensive city, has turned into a cheaper one.</w:t>
+        <w:t>One reason for the relatively low price of beef is that the domestic market has been depressed for the last two years by substantial drops in meat exports. Even so, beef prices have jumped 100 percent in the last month.</w:t>
         <w:br/>
-        <w:t>So Chileans, Brazilians and Europeans are traveling to Argentina, along with a rapidly increasing number of North Americans.</w:t>
+        <w:t>Jose Presiosa, 62, lives with his wife, son and daughter-in-law in La Boca. Together, the family earns $268 a month. His 22-year-old son, Carlos Alberto, got married and tried to live on his own but found rents so high that he had to return to his parents' home. ''We can't spend on anything,''</w:t>
         <w:br/>
-        <w:t>For them, everything is half price, or less. Dinner with wine at Las Lilas that used to cost $40 now goes for only $20. Lunch at Munich Recoleta, a Germanic brasserie, costs $12. Hoping to lure more Americans to his country, the new Argentine ambassador to Washington, Diego Guelar, touts food bargains in his capital.</w:t>
+        <w:t>Mr. Presiosa said while window shopping in La Boca. ''We don't go to the movies or out to eat like we used to.''</w:t>
         <w:br/>
-        <w:t>"The best steak in the world, in a deluxe restaurant, for $15 tops," he enthused recently. "In a simpler place, a neighborhood parrilla or grill, it's only $5 or so. Unbeatable."</w:t>
+        <w:t>The big question facing him is how and where to cut next.</w:t>
         <w:br/>
-        <w:t>For most of the last century, the melancholy strains of the tango, so universally beloved here, have provided the perfect background music for bewildering failure. Early in the 1900's, Argentina was richer than France and had more cars than Japan. Uniquely in Latin America, it boasted a large middle class. Now it is a land of punctured hopes.</w:t>
-        <w:br/>
-        <w:t>"It's our own fault," Mr. Mallmann said. "We've failed as a people because we haven't faced up to reality. We have to learn you can't buy everything with a credit card."</w:t>
-        <w:br/>
-        <w:t>The portenos, as the locals call themselves, make do and pray that better days lie ahead. One of them explained the formula: "A good meal, a glass or two of good red wine and a good, healthy denunciation of the politicians and all their works makes our lives more tolerable."</w:t>
-        <w:br/>
-        <w:t>BEFORE rioting broke out late last year in the streets of major cities, leading to five changes of presidents in two weeks, before impoverished government treasuries began printing scriplike "bonds" called patacones and lecops and lecors, my wife, Betsey, and I flew west to the Pampas, the infinitely rich inland seas of grass where the big steers graze.</w:t>
-        <w:br/>
-        <w:t>We were the guests of Octavio Caraballo, a leading Argentine beef baron who owns Cabana Las Lilas -- a burly, gravel-voiced, larger-than-life figure who had already fired up a stogie when we met him at 10:30 in the morning. It took his Cessna only an hour and a quarter to leave the sprawl of Buenos Aires behind and deliver us to his 17,846-acre estancia, or ranch, also called Las Lilas, about 270 miles due west of the capital.</w:t>
-        <w:br/>
-        <w:t>It is hard to imagine a better place for cattle than these immense grasslands, stretching table-flat to the horizon. Their potential was evident to early Spanish settlers. Juan Ortiz de Zarate, a forward-looking conquistador, took seven cows and a bull to the River Plate region in 1554, and they and their successors have thrived on an all-grass diet. Argentine steers are fed no grain and given no hormones, which produces meat with much lower fat content and cholesterol than American beef.</w:t>
-        <w:br/>
-        <w:t>Munching away for centuries, generation after generation, on alfalfa, gray grass and clover, the herds have provided meat for markets both at home and abroad. Beef from the Pampas built the carnivore culture of Argentina, a country where discussions of steak cause grown men and women of all social classes to roll their eyes, smack their lips and pat their bellies. Beef from the Pampas also helped make the nation rich; at one time Argentina accounted for half the world's beef exports.</w:t>
-        <w:br/>
-        <w:t>But no longer. Outbreaks of foot-and-mouth disease here have several times led countries abroad to close their markets to Argentine beef. Europe recently reopened its markets after all 52 million head of cattle in this country were vaccinated.</w:t>
-        <w:br/>
-        <w:t>The big American market remains shut tight. United States authorities reopened it in 1997, and Argentine beef began to build a following among restaurateurs and supermarkets, but in 2000 a fresh outbreak of the disease brought a new closure. In 1999, sales of beef from Argentina reached about $52 million.</w:t>
-        <w:br/>
-        <w:t>When Ambassador Guelar presented his credentials to President Bush several months ago, he also handed Mr. Bush a toy stuffed cow named Valentina as a reminder that Argentina was eager to resume the beef trade. More recently, Mr. Guelar said he expected that the American market would reopen next February, a year after the last appearance of foot-and-mouth disease in Argentine herds on Jan. 23.</w:t>
-        <w:br/>
-        <w:t>Las Lilas and other estancias will have to augment their stocks, and slaughterhouses increase capacity, if exports are to resume. But the potential is certainly there. In good times, Mr. Caraballo told us, Las Lilas has fattened 4,500 to 5,000 steers a year -- brooding Angus, fuzzy-faced Herefords and crosses of the two. Calves weighing 400 pounds grow after 18 months on its pastures to about 1,000.</w:t>
-        <w:br/>
-        <w:t>"The goal, of course, is to produce the most meat with the best flavor in the shortest time," he said as we rattled across the range in a truck, surrounded by swarms of butterflies. "If you're good to the land, I find, the land will be good to you."</w:t>
-        <w:br/>
-        <w:t>From a distance the gigantic beasts look like a fleet of cruisers and destroyers silhouetted against the horizon. Up close, they look even more formidable, until you notice the jaunty little yellow birds perched like lookouts on their broad backs.</w:t>
-        <w:br/>
-        <w:t>In his breeding operation, one of the largest in the world, Mr. Caraballo uses the latest technology. Each bull's bloodline is recorded in a computer, and studies are carried out to evaluate fertility and other aspects of bovine reproduction. Ultrasound devices are used to calculate yield and quality, such as percentage of fat marbling.</w:t>
-        <w:br/>
-        <w:t>But Las Lilas is also a stronghold of custom. It is manned by lean, laconic, self-sufficient gauchos in traditional dress -- broad-brimmed straw or green felt hats; ponchos whose design identifies the gaucho's home territory; the pleated trousers known as bombachas; and flat-heel boots. They ride tough quarter horses with white diamonds on their foreheads, much as their forebears did in the days of Mr. Caraballo's grandfather Alfredo Hirsch, who founded Las Lilas in 1912.</w:t>
-        <w:br/>
-        <w:t>A wealthy man, Mr. Caraballo could collect Italian paintings or English furniture. But he surrounds himself instead with the artifacts of life on the estancia -- old ponchos, carriages, silver harness ornaments, caricatures of gauchos, photos of grand-champion steers. An inveterate traveler thoroughly at home in New York and Europe, he remains a man of the Pampas.</w:t>
-        <w:br/>
-        <w:t>He gave us a proper Pampas lunch, packed with protein, daunting in quantity, on the veranda behind his peach-colored stucco ranch house. An asador (pit master) had started a fire of hardwood logs at 10 in the morning in a nearby grove, and had begun cooking ribs of beef a half-hour later. These were spread-eagled on an iron frame off to one side of the fire. Sausages, steaks and fillets of beef went onto a standard grill, known here as a parrilla.</w:t>
-        <w:br/>
-        <w:t>The asador let both of the fires fade to gray coals before starting, so the meat would cook slowly.</w:t>
-        <w:br/>
-        <w:t>We started with ham and cheese empanadas, and then tasty but pretty skimpy salads of cabbage and tomatoes; most Argentine grown-ups like vegetables about as much as most American kids do. The meat came to the table very well done, to put it mildly. A picky eater might have described it as burned.</w:t>
-        <w:br/>
-        <w:t>But my first bite of rib-eye -- ojo de bife -- made me an ardent advocate of Argentine beef. It was a bit chewier than our grain-fed meat, but dripping with juice despite its long sojourn on the fire, vibrant, smoky and slightly gamy in flavor, with a salty caramelized crust. I thought the simple chimichurri sauce of garlic, parsley and red pepper flakes in olive oil a perfect condiment, but Mr. Caraballo turned up his nose.</w:t>
-        <w:br/>
-        <w:t>"I don't think it's good for the blood," he said earnestly.</w:t>
-        <w:br/>
-        <w:t>Health wasn't much on our minds, especially at the end of the meal. Already full to bursting with rib-eye, chorizo sausage and a succulent Argentine cut of ribs called tira de asado, we succumbed to a dessert of vanilla ice cream topped with gooey dulce de leche, or caramelized milk.</w:t>
-        <w:br/>
-        <w:t>BACK in Buenos Aires, I joined Mr. Caraballo for dinner at Cabana Las Lilas; by then, Betsey had had enough beef for a lifetime or two. Housed in a converted warehouse in the dock area, the restaurant is paneled in dark "masculine" wood, with a series of huge parrillas at the entrance. These are of special design. The grill bars are in fact triangular steel channels, which conduct fats and juices away from the fire, where they might cause flare-ups.</w:t>
-        <w:br/>
-        <w:t>Among the treats that evening were spicy chorizo sausages, crisp-skinned morcillas (blood sausages studded with raisins), crusty sweetbreads and amazingly tender kidneys, to say nothing of steak, steak and more steak. Tomato-and-onion salad. Souffle potatoes. The best red wine in the land. And a puckery lemon sorbet at the end.</w:t>
-        <w:br/>
-        <w:t>This feast was as much fun to watch in preparation as to eat. The grill men deftly shuffled the cuts of meat from the hottest parts of the coals to cooler areas, turning them and methodically inspecting them every few minutes, in a bravura performance that is repeated night after night as the restaurant works its way through 90 tons of beef a year, which is roughly 4,600 steers!</w:t>
-        <w:br/>
-        <w:t>The city is stuffed with steakhouses, not only grand ones like Las Lilas and El Mirasol, near the Four Seasons Hotel, and the much-loved Raya, in the Palermo district, but also thousands of simpler places. La Estancia, downtown, features beef cooked barbecue style over a campfire. Los Anos Locos, a big, loud barn of a place out along the river, is amazingly inexpensive.</w:t>
-        <w:br/>
-        <w:t>Sadly, the very best beef I ate is out of reach for the moment. That was at Francis Mallman's house, in which he formerly operated a low-key, reservations-only semi-restaurant. I must confess that even his subtle touch could not convince me of the virtues of matambre -- flank steak poached and wrapped around hard-cooked eggs, carrots, parsley and bell peppers.</w:t>
-        <w:br/>
-        <w:t>But a huge roasted sirloin bought from an Italian butcher in the neighborhood, not some elite provisioner of restaurants, came dangerously close to perfection. Mr. Mallmann called it a "corta de pistola" because the end of the sirloin drooped a bit, giving it the shape of a gun. He served it with crisp disks of pommes Anna and a concentrated, jammy merlot-malbec blend from the Salta region that stood up very well to the steak's richness.</w:t>
-        <w:br/>
-        <w:t>Picking and choosing among the many other highlights in my notebooks, I must mention the knowledgeable, multilingual young sommelier at La Bourgogne, a Cuban named Orlando Vazquez, who taught me a lot about Latin American wines in a single evening. And the austere old Munich Recoleta, with its white-aproned waiters and stuffed kudu head on the wall, where I ate a classic milanesa or sauteed veal cutlet, accompanied by a properly drawn chopp, or draft beer. Jorge Luis Borges, the great novelist, was a regular there.</w:t>
-        <w:br/>
-        <w:t>If I lived in Buenos Aires, I would hang out at Filo, a jazzy, modern, authentic pizzeria, as well as Il Matterello, whose homemade pastas made me sing. Green tagliatelle with parmesan, cream and pancetta was terrific; ravioli with tomatoes of exquisite concentration and sweetness was better; and fettuccine showered with chopped arugula was magnificent, with the heat of the noodles releasing a wonderfully springlike aroma from the arugula.</w:t>
-        <w:br/>
-        <w:t>It was enough to make a person forget beef. Well, almost.</w:t>
-        <w:br/>
-        <w:br/>
-        <w:t>On the Grill</w:t>
-        <w:br/>
-        <w:t>IN Argentina, people do not live by beef alone (except most of the time). Here are some fine restaurants in Buenos Aires:</w:t>
-        <w:br/>
-        <w:t>LA BOURGOGNE</w:t>
-        <w:br/>
-        <w:t>Ayacucho 2027</w:t>
-        <w:br/>
-        <w:t>(54-11) 4805-3857</w:t>
-        <w:br/>
-        <w:t>LA CABANA LAS LILAS</w:t>
-        <w:br/>
-        <w:t>Alicia Moreau de Justo 516</w:t>
-        <w:br/>
-        <w:t>(54-11) 4313-1336</w:t>
-        <w:br/>
-        <w:t>FILO</w:t>
-        <w:br/>
-        <w:t>San Martin 975</w:t>
-        <w:br/>
-        <w:t>(54-11) 4311-0312</w:t>
-        <w:br/>
-        <w:t>GRAN BAR DANZON</w:t>
-        <w:br/>
-        <w:t>Libertad 1161</w:t>
-        <w:br/>
-        <w:t>(54-11) 4811-1108</w:t>
-        <w:br/>
-        <w:t>KATRINE</w:t>
-        <w:br/>
-        <w:t>Alicia Moreau de Justo 138</w:t>
-        <w:br/>
-        <w:t>(54-11) 4315-6222</w:t>
-        <w:br/>
-        <w:t>IL MATTERELLO</w:t>
-        <w:br/>
-        <w:t>Martin Rodriguez 517</w:t>
-        <w:br/>
-        <w:t>(54-11) 4307-0529</w:t>
-        <w:br/>
-        <w:t>MUNICH RECOLETA</w:t>
-        <w:br/>
-        <w:t>Roberto M. Ortiz 1879</w:t>
-        <w:br/>
-        <w:t>(54-11) 4804-3981</w:t>
-        <w:br/>
-        <w:t>SUCRE</w:t>
-        <w:br/>
-        <w:t>Sucre 676</w:t>
-        <w:br/>
-        <w:t>(54-11) 4782-9082</w:t>
-        <w:br/>
-        <w:br/>
-        <w:t>http://www.nytimes.com</w:t>
-        <w:br/>
-        <w:t>Correction</w:t>
-        <w:br/>
-        <w:br/>
-        <w:br/>
-        <w:t>Because of an editing error, an article last Wednesday about the endurance of steak as Argentina's national dish even in difficult economic times misstated the term for a cut of sirloin with a shape reminiscent of a gun. It is cuarto pistola, not corta de pistola.</w:t>
-        <w:br/>
-        <w:t>Correction-Date: May 15, 2002</w:t>
+        <w:t>A friend of the Presiosas, Dolinda Bacile, earns $65 a month as a nurse. ''How do you cut back with that?'' she asked. There are others in La Boca, however, like Aldo Ippolito, a 64-year-old shopkeeper, who do not like the nation's reputation as one that takes too many holidays. ''We have to work instead of going on vacations and enjoying barbecues,'' he said. ''We have to do it.'' But Mario Rubi, a manufacturer of chinaware, was unconvinced. ''Already I am selling these at a discount for less than what it costs to paint the plates,'' Mr. Rubi said. ''I have cut my shop down to two half-time employees in the last year. We are tired of making sacrifices.''</w:t>
         <w:br/>
         <w:br/>
         <w:t>Graphic</w:t>
@@ -205,7 +81,7 @@
         <w:br/>
         <w:t xml:space="preserve"> </w:t>
         <w:br/>
-        <w:t>Photos: A BUFFET FOR CATTLE -- At Las Lilas ranch in Argentina, the herd fattens up on the alfalfa, gray grass and clover of the Pampas. (Horacio Paone for The New York Times)(pg. F1); ALWAYS BEEF -- Despite Argentina's economic troubles, Cabana Las Lilas in Buenos Aires remains popular. Cooks at the grill, above, shuttle 90 tons of beef over the coals each year, for diners who still fill outdoor tables, above right, and the dining room, right. (Photographs by Horacio Paone for The New York Times)(pg. F7)</w:t>
+        <w:t>Photo of family of Gerardo Silva in their apartment (NYT/Lydia Chavez)</w:t>
       </w:r>
     </w:p>
     <w:sectPr>
